--- a/Assembly.docx
+++ b/Assembly.docx
@@ -174,6 +174,7 @@
         <w:pStyle w:val="Normal"/>
         <w:rPr>
           <w:b/>
+          <w:b/>
         </w:rPr>
       </w:pPr>
       <w:r>
@@ -198,15 +199,7 @@
           <w:bCs/>
           <w:u w:val="none"/>
         </w:rPr>
-        <w:t xml:space="preserve"> </w:t>
-      </w:r>
-      <w:r>
-        <w:rPr>
-          <w:b w:val="false"/>
-          <w:bCs/>
-          <w:u w:val="none"/>
-        </w:rPr>
-        <w:t>(RISC-based)</w:t>
+        <w:t xml:space="preserve"> (RISC-based)</w:t>
       </w:r>
     </w:p>
     <w:p>
@@ -252,6 +245,7 @@
         <w:pStyle w:val="Normal"/>
         <w:rPr>
           <w:b/>
+          <w:b/>
         </w:rPr>
       </w:pPr>
       <w:r>
@@ -268,15 +262,7 @@
           <w:bCs w:val="false"/>
           <w:u w:val="none"/>
         </w:rPr>
-        <w:t xml:space="preserve">Advanced RISC Machines. </w:t>
-      </w:r>
-      <w:r>
-        <w:rPr>
-          <w:b w:val="false"/>
-          <w:bCs w:val="false"/>
-          <w:u w:val="none"/>
-        </w:rPr>
-        <w:t xml:space="preserve">Arm is a company that develops architectures and licenses them to other companies. Many phone processors are based off of arm. </w:t>
+        <w:t xml:space="preserve">Advanced RISC Machines. Arm is a company that develops architectures and licenses them to other companies. Many phone processors are based off of arm. </w:t>
       </w:r>
     </w:p>
     <w:p>
@@ -298,15 +284,7 @@
           <w:bCs w:val="false"/>
           <w:u w:val="none"/>
         </w:rPr>
-        <w:t xml:space="preserve"> </w:t>
-      </w:r>
-      <w:r>
-        <w:rPr>
-          <w:b w:val="false"/>
-          <w:bCs w:val="false"/>
-          <w:u w:val="none"/>
-        </w:rPr>
-        <w:t>ARM 64-bit</w:t>
+        <w:t xml:space="preserve"> ARM 64-bit</w:t>
       </w:r>
     </w:p>
     <w:p>
@@ -357,7 +335,7 @@
           <w:u w:val="none"/>
         </w:rPr>
         <w:tab/>
-        <w:t>I covered RISC and CISC in my computer hardware docs, but it’s more relevant here so I don’t mind repeating myslelf. In the old days, processor manufacturers wanted to compete to pack as many instructions into their processors as possible. This was seen as having the competitive edge. This type of design was known as Complex Instruction Set Computing (CISC). Over time, electrical engineers discovered that CISC introduced many problems, such as making the design too complex to keep up with, and actually hindering efficiency in most cases. Rethinking CISC, we sort of went the reverse way, and began designing processors that had as few instructions as possible. The idea was that fewer instructions that were versatile and reusable was better than many instructions with little purpose. The Reduced Instruction Set Computing (RISC) design was introduced, and is what most processors aim to achieve nowadays. Specifically, RISC-V (pronounced risk five) is the most commonly used ISA as it is an open standard that requires no fees to use. This is why when researching almost any ISA, you will note that they are almost all based of RISC or RISC-V. ARM is even an acronym that stands for Advanced RISC Machine.</w:t>
+        <w:t>I covered RISC and CISC in my computer hardware docs, but it’s more relevant here so I don’t mind repeating myself. In the old days, processor manufacturers wanted to compete to pack as many instructions into their processors as possible. This was seen as having the competitive edge. This type of design was known as Complex Instruction Set Computing (CISC). Over time, electrical engineers discovered that CISC introduced many problems, such as making the design too complex to keep up with, and actually hindering efficiency in most cases. Rethinking CISC, we sort of went the reverse way, and began designing processors that had as few instructions as possible. The idea was that fewer instructions that were versatile and reusable was better than many instructions with little purpose. The Reduced Instruction Set Computing (RISC) design was introduced, and is what most processors aim to achieve nowadays. Specifically, RISC-V (pronounced risk five) is the most commonly used ISA as it is an open standard that requires no fees to use. This is why when researching almost any ISA, you will note that they are almost all based of RISC or RISC-V. ARM is even an acronym that stands for Advanced RISC Machine.</w:t>
       </w:r>
     </w:p>
     <w:p>
@@ -521,7 +499,9 @@
         </w:rPr>
       </w:pPr>
       <w:r>
-        <w:rPr/>
+        <w:rPr>
+          <w:u w:val="single"/>
+        </w:rPr>
       </w:r>
     </w:p>
     <w:p>
@@ -554,26 +534,20 @@
           <w:u w:val="none"/>
         </w:rPr>
         <w:tab/>
-        <w:t xml:space="preserve">Registers can be confusing if you’re not familiar with low-level programming, but I assure you, they are not complex. When we use the term “register”, what we are in fact usually referring to are the General Purpose Registers (GPRs). What a register really is, is just a very small amount of storage where we can store temporary values. Think of it as extremely fast-access RAM, but it can only contain up to 64 bits (on a 64-bit architecture, that is). Registers don’t necessarily need to be located in the CPU either. Other peripherals and micro controllers may have their own registers which are used for read and write operations. Sometimes (depending on the design of the interface), reading or writing to/from a register might trigger some sort of action elsewhere. For example, </w:t>
-      </w:r>
-      <w:r>
-        <w:rPr>
-          <w:b w:val="false"/>
-          <w:bCs w:val="false"/>
-          <w:u w:val="none"/>
-        </w:rPr>
-        <w:t xml:space="preserve">writing to a register may set the interrupt enable pin high. This is why it is important to be familiar with the documentation of whatever device you’re interfacing with. </w:t>
-      </w:r>
-    </w:p>
-    <w:p>
-      <w:pPr>
-        <w:pStyle w:val="Normal"/>
-        <w:rPr>
-          <w:u w:val="single"/>
-        </w:rPr>
-      </w:pPr>
-      <w:r>
-        <w:rPr/>
+        <w:t xml:space="preserve">Registers can be confusing if you’re not familiar with low-level programming, but I assure you, they are not complex. When we use the term “register”, what we are in fact usually referring to are the General Purpose Registers (GPRs). What a register really is, is just a very small amount of storage where we can store temporary values. Think of it as extremely fast-access RAM, but it can only contain up to 64 bits (on a 64-bit architecture, that is). Registers don’t necessarily need to be located in the CPU either. Other peripherals and micro controllers may have their own registers which are used for read and write operations. Sometimes (depending on the design of the interface), reading or writing to/from a register might trigger some sort of action elsewhere. For example, writing to a register may set the interrupt enable pin high. This is why it is important to be familiar with the documentation of whatever device you’re interfacing with. </w:t>
+      </w:r>
+    </w:p>
+    <w:p>
+      <w:pPr>
+        <w:pStyle w:val="Normal"/>
+        <w:rPr>
+          <w:u w:val="single"/>
+        </w:rPr>
+      </w:pPr>
+      <w:r>
+        <w:rPr>
+          <w:u w:val="single"/>
+        </w:rPr>
       </w:r>
     </w:p>
     <w:p>
@@ -633,15 +607,7 @@
           <w:u w:val="none"/>
         </w:rPr>
         <w:tab/>
-        <w:t xml:space="preserve">The most important registers that you will be dealing with as a programmer are the GPRs. Despite the name “general purpose”, each GPR </w:t>
-      </w:r>
-      <w:r>
-        <w:rPr>
-          <w:b w:val="false"/>
-          <w:bCs w:val="false"/>
-          <w:u w:val="none"/>
-        </w:rPr>
-        <w:t>has a specific use-case, however, these are not heavily enforced, meaning that technically we are allowed to use each for whatever we want. That being said, here is a diagram of each GPR:</w:t>
+        <w:t>The most important registers that you will be dealing with as a programmer are the GPRs. Despite the name “general purpose”, each GPR has a specific use-case, however, these are not heavily enforced, meaning that technically we are allowed to use each for whatever we want. That being said, here is a diagram of each GPR:</w:t>
       </w:r>
     </w:p>
     <w:p>
@@ -758,14 +724,34 @@
         <w:br/>
         <w:br/>
         <w:br/>
-      </w:r>
+        <w:t xml:space="preserve">The general purpose registers consist of EAX, EBX, ECX, EDX, ESI, EDI, ESP, and EBP. The ‘E’ stands for extended ie. extended from the 16-bit intel architecture. You’ll note that all registers beginning with an ‘E’ are 32-bits long, however EAX, EBX, ECX, and EDX are unique in that they have a lower 16-bit region which contains two 8-bit registers. The ‘H’ stands for “Higher 8 bits” and the ‘L’ stands for “Lower 8 bits”. Therefore, AH is the higher 8 bits of the 16-bit segment of EAX, and AL is the lower 8 bits of the 16-bit segment of EAX. Things get even more confusing with x86_64 where there are ‘R’ registers eg. RAX, RBX, RCX, RDX, RSI, RDI, RSP, and RBP. These are 64 bits long and extend the ‘E’ registers, similar to how the ‘E’ registers extend the lower 16-bit registers. </w:t>
+      </w:r>
+    </w:p>
+    <w:p>
+      <w:pPr>
+        <w:pStyle w:val="Normal"/>
+        <w:spacing w:before="0" w:after="160"/>
+        <w:rPr>
+          <w:u w:val="none"/>
+        </w:rPr>
+      </w:pPr>
+      <w:r>
+        <w:rPr>
+          <w:u w:val="none"/>
+        </w:rPr>
+      </w:r>
+    </w:p>
+    <w:p>
+      <w:pPr>
+        <w:pStyle w:val="Normal"/>
+        <w:spacing w:before="0" w:after="160"/>
+        <w:rPr>
+          <w:u w:val="none"/>
+        </w:rPr>
+      </w:pPr>
       <w:r>
         <w:rPr/>
-        <w:t xml:space="preserve">The general purpose registers consist of EAX, EBX, ECX, EDX, ESI, EDI, ESP, and EBP. The ‘E’ stands for extended ie. extended from the 16-bit intel architecture. You’ll note that all registers beginning with an ‘E’ are 32-bits long, however EAX, EBX, ECX, and EDX are unique in that they have a lower 16-bit region which contains two 8-bit registers. The ‘H’ stands for “Higher 8 bits” and the ‘L’ stands for “Lower 8 bits”. Therefore, AH is the higher 8 bits of the 16-bit segment of EAX, and AL is the lower 8 bits of the 16-bit segment of EAX. Things get even more confusing with x86_64 where </w:t>
-      </w:r>
-      <w:r>
-        <w:rPr/>
-        <w:t xml:space="preserve">there are ‘R’ registers eg. RAX, RBX, RCX, RDX, RSI, RDI, RSP, and RBP. These are 64 bits long and extend the ‘E’ registers, similar to how the ‘E’ registers extend the lower 16-bit registers. </w:t>
+        <w:t xml:space="preserve">Let’s cover what each of these registers actually does. The ‘A’ register is the “accumulator”. This GPR is most commonly used for arithmetic. The ‘B’ register is the “base” GPR. This usually stores the address of some data. The ‘C’ register is the counter. This is used for, well, counting eg. incrementing i in a for loop. The ‘D’ register is the data register. It stores variable values or numeric constants. The SI register is the source index register and marks the beginning of a string or array. The DI register is the destination index register and marks a location for which the SI register contents should get copied to. The SP register is the stack pointer register and keeps track of the top address of the stack. BP is the base pointer register and keeps track of the base address of the stack. </w:t>
       </w:r>
     </w:p>
     <w:p>
@@ -777,44 +763,9 @@
         </w:rPr>
       </w:pPr>
       <w:r>
-        <w:rPr/>
-      </w:r>
-    </w:p>
-    <w:p>
-      <w:pPr>
-        <w:pStyle w:val="Normal"/>
-        <w:spacing w:before="0" w:after="160"/>
-        <w:rPr>
-          <w:u w:val="none"/>
-        </w:rPr>
-      </w:pPr>
-      <w:r>
-        <w:rPr/>
-        <w:t xml:space="preserve">Let’s cover what each of these registers actually does. The ‘A’ register is the “accumulator”. This GPR is most commonly used for arithmetic. The ‘B’ register is the “base” GPR. This usually stores the address of some data. The ‘C’ register is the counter. This is used for, well, counting eg. incrementing i in a for loop. The ‘D’ register is the data register. It stores variable values or numeric constants. The SI register is the source </w:t>
-      </w:r>
-      <w:r>
-        <w:rPr/>
-        <w:t xml:space="preserve">index </w:t>
-      </w:r>
-      <w:r>
-        <w:rPr/>
-        <w:t xml:space="preserve">register </w:t>
-      </w:r>
-      <w:r>
-        <w:rPr/>
-        <w:t xml:space="preserve">and marks the beginning of a string or array. The DI register is the destination index register and marks a location for which the SI register contents should get copied to. The SP register is the stack pointer register and keeps track of the top address of the stack. BP is the base pointer register and keeps track of the base address of the stack. </w:t>
-      </w:r>
-    </w:p>
-    <w:p>
-      <w:pPr>
-        <w:pStyle w:val="Normal"/>
-        <w:spacing w:before="0" w:after="160"/>
-        <w:rPr>
-          <w:u w:val="none"/>
-        </w:rPr>
-      </w:pPr>
-      <w:r>
-        <w:rPr/>
+        <w:rPr>
+          <w:u w:val="none"/>
+        </w:rPr>
       </w:r>
     </w:p>
     <w:p>
@@ -876,25 +827,9 @@
       </w:pPr>
       <w:r>
         <w:rPr>
-          <w:u w:val="none"/>
-        </w:rPr>
-      </w:r>
-    </w:p>
-    <w:p>
-      <w:pPr>
-        <w:pStyle w:val="Normal"/>
-        <w:spacing w:before="0" w:after="160"/>
-        <w:rPr>
-          <w:u w:val="single"/>
-        </w:rPr>
-      </w:pPr>
-      <w:r>
-        <w:rPr>
           <w:i w:val="false"/>
           <w:iCs w:val="false"/>
-          <w:u w:val="single"/>
-        </w:rPr>
-        <w:t>Segment Registers:</w:t>
+        </w:rPr>
       </w:r>
     </w:p>
     <w:p>
@@ -909,34 +844,27 @@
         <w:rPr>
           <w:i w:val="false"/>
           <w:iCs w:val="false"/>
-          <w:u w:val="none"/>
-        </w:rPr>
-        <w:tab/>
-        <w:t xml:space="preserve">The segment registers wont make too much sense unless we discuss how memory is segmented. It is the responsibility of the assembler to segment memory, but there are specific convensions as to how memory is segmented. Each segment contains a specific kind of data. For example, the .data segment </w:t>
-      </w:r>
+          <w:u w:val="single"/>
+        </w:rPr>
+        <w:t>Segment Registers:</w:t>
+      </w:r>
+    </w:p>
+    <w:p>
+      <w:pPr>
+        <w:pStyle w:val="Normal"/>
+        <w:spacing w:before="0" w:after="160"/>
+        <w:rPr>
+          <w:u w:val="single"/>
+        </w:rPr>
+      </w:pPr>
       <w:r>
         <w:rPr>
           <w:i w:val="false"/>
           <w:iCs w:val="false"/>
           <w:u w:val="none"/>
         </w:rPr>
-        <w:t>contains global and static variables</w:t>
-      </w:r>
-      <w:r>
-        <w:rPr>
-          <w:i w:val="false"/>
-          <w:iCs w:val="false"/>
-          <w:u w:val="none"/>
-        </w:rPr>
-        <w:t xml:space="preserve">, the .text segment contains our actual code, and the .bss (block starting symbol) segment contains </w:t>
-      </w:r>
-      <w:r>
-        <w:rPr>
-          <w:i w:val="false"/>
-          <w:iCs w:val="false"/>
-          <w:u w:val="none"/>
-        </w:rPr>
-        <w:t xml:space="preserve">local variables. </w:t>
+        <w:tab/>
+        <w:t xml:space="preserve">The segment registers wont make too much sense unless we discuss how memory is segmented. It is the responsibility of the assembler to segment memory, but there are specific convensions as to how memory is segmented. Each segment contains a specific kind of data. For example, the .data segment contains global and static variables, the .text segment contains our actual code, and the .bss (block starting symbol) segment contains local variables. </w:t>
       </w:r>
     </w:p>
     <w:sectPr>
@@ -1033,7 +961,7 @@
     <w:pPr>
       <w:widowControl/>
       <w:suppressAutoHyphens w:val="true"/>
-      <w:overflowPunct w:val="false"/>
+      <w:overflowPunct w:val="true"/>
       <w:bidi w:val="0"/>
       <w:spacing w:lineRule="auto" w:line="259" w:before="0" w:after="160"/>
       <w:jc w:val="left"/>

--- a/Assembly.docx
+++ b/Assembly.docx
@@ -867,6 +867,89 @@
         <w:t xml:space="preserve">The segment registers wont make too much sense unless we discuss how memory is segmented. It is the responsibility of the assembler to segment memory, but there are specific convensions as to how memory is segmented. Each segment contains a specific kind of data. For example, the .data segment contains global and static variables, the .text segment contains our actual code, and the .bss (block starting symbol) segment contains local variables. </w:t>
       </w:r>
     </w:p>
+    <w:p>
+      <w:pPr>
+        <w:pStyle w:val="Normal"/>
+        <w:spacing w:before="0" w:after="160"/>
+        <w:rPr>
+          <w:u w:val="single"/>
+        </w:rPr>
+      </w:pPr>
+      <w:r>
+        <w:rPr>
+          <w:u w:val="single"/>
+        </w:rPr>
+      </w:r>
+    </w:p>
+    <w:p>
+      <w:pPr>
+        <w:pStyle w:val="Normal"/>
+        <w:spacing w:before="0" w:after="160"/>
+        <w:rPr>
+          <w:u w:val="none"/>
+        </w:rPr>
+      </w:pPr>
+      <w:r>
+        <w:rPr>
+          <w:u w:val="single"/>
+        </w:rPr>
+        <w:t>Extensible Linker Format (ELF):</w:t>
+      </w:r>
+    </w:p>
+    <w:p>
+      <w:pPr>
+        <w:pStyle w:val="Normal"/>
+        <w:spacing w:before="0" w:after="160"/>
+        <w:rPr>
+          <w:u w:val="none"/>
+        </w:rPr>
+      </w:pPr>
+      <w:r>
+        <w:rPr/>
+      </w:r>
+    </w:p>
+    <w:p>
+      <w:pPr>
+        <w:pStyle w:val="Normal"/>
+        <w:spacing w:before="0" w:after="160"/>
+        <w:rPr>
+          <w:u w:val="none"/>
+        </w:rPr>
+      </w:pPr>
+      <w:r>
+        <w:rPr>
+          <w:u w:val="single"/>
+        </w:rPr>
+        <w:t>GDTR, LDTR, IDTR Registers:</w:t>
+      </w:r>
+    </w:p>
+    <w:p>
+      <w:pPr>
+        <w:pStyle w:val="Normal"/>
+        <w:spacing w:before="0" w:after="160"/>
+        <w:rPr>
+          <w:u w:val="none"/>
+        </w:rPr>
+      </w:pPr>
+      <w:r>
+        <w:rPr/>
+      </w:r>
+    </w:p>
+    <w:p>
+      <w:pPr>
+        <w:pStyle w:val="Normal"/>
+        <w:spacing w:before="0" w:after="160"/>
+        <w:rPr>
+          <w:u w:val="none"/>
+        </w:rPr>
+      </w:pPr>
+      <w:r>
+        <w:rPr>
+          <w:u w:val="single"/>
+        </w:rPr>
+        <w:t>x86 Ports vs ARM I/O:</w:t>
+      </w:r>
+    </w:p>
     <w:sectPr>
       <w:headerReference w:type="default" r:id="rId3"/>
       <w:footerReference w:type="default" r:id="rId4"/>

--- a/Assembly.docx
+++ b/Assembly.docx
@@ -724,7 +724,15 @@
         <w:br/>
         <w:br/>
         <w:br/>
-        <w:t xml:space="preserve">The general purpose registers consist of EAX, EBX, ECX, EDX, ESI, EDI, ESP, and EBP. The ‘E’ stands for extended ie. extended from the 16-bit intel architecture. You’ll note that all registers beginning with an ‘E’ are 32-bits long, however EAX, EBX, ECX, and EDX are unique in that they have a lower 16-bit region which contains two 8-bit registers. The ‘H’ stands for “Higher 8 bits” and the ‘L’ stands for “Lower 8 bits”. Therefore, AH is the higher 8 bits of the 16-bit segment of EAX, and AL is the lower 8 bits of the 16-bit segment of EAX. Things get even more confusing with x86_64 where there are ‘R’ registers eg. RAX, RBX, RCX, RDX, RSI, RDI, RSP, and RBP. These are 64 bits long and extend the ‘E’ registers, similar to how the ‘E’ registers extend the lower 16-bit registers. </w:t>
+        <w:t xml:space="preserve">The general purpose registers consist of EAX, EBX, ECX, EDX, ESI, </w:t>
+      </w:r>
+      <w:r>
+        <w:rPr/>
+        <w:t xml:space="preserve">and </w:t>
+      </w:r>
+      <w:r>
+        <w:rPr/>
+        <w:t xml:space="preserve">EDI. The ‘E’ stands for extended ie. extended from the 16-bit intel architecture. You’ll note that all registers beginning with an ‘E’ are 32-bits long, however EAX, EBX, ECX, and EDX are unique in that they have a lower 16-bit region which contains two 8-bit registers. The ‘H’ stands for “Higher 8 bits” and the ‘L’ stands for “Lower 8 bits”. Therefore, AH is the higher 8 bits of the 16-bit segment of EAX, and AL is the lower 8 bits of the 16-bit segment of EAX. Things get even more confusing with x86_64 where there are ‘R’ registers eg. RAX, RBX, RCX, RDX, RSI, RDI, RSP, and RBP. These are 64 bits long and extend the ‘E’ registers, similar to how the ‘E’ registers extend the lower 16-bit registers. </w:t>
       </w:r>
     </w:p>
     <w:p>
@@ -905,49 +913,157 @@
         </w:rPr>
       </w:pPr>
       <w:r>
+        <w:rPr>
+          <w:u w:val="none"/>
+        </w:rPr>
+      </w:r>
+    </w:p>
+    <w:p>
+      <w:pPr>
+        <w:pStyle w:val="Normal"/>
+        <w:spacing w:before="0" w:after="160"/>
+        <w:rPr>
+          <w:u w:val="none"/>
+        </w:rPr>
+      </w:pPr>
+      <w:r>
+        <w:rPr>
+          <w:u w:val="single"/>
+        </w:rPr>
+        <w:t>GDTR, LDTR, IDTR Registers:</w:t>
+      </w:r>
+    </w:p>
+    <w:p>
+      <w:pPr>
+        <w:pStyle w:val="Normal"/>
+        <w:spacing w:before="0" w:after="160"/>
+        <w:rPr>
+          <w:u w:val="none"/>
+        </w:rPr>
+      </w:pPr>
+      <w:r>
+        <w:rPr>
+          <w:u w:val="none"/>
+        </w:rPr>
+      </w:r>
+    </w:p>
+    <w:p>
+      <w:pPr>
+        <w:pStyle w:val="Normal"/>
+        <w:spacing w:before="0" w:after="160"/>
+        <w:rPr>
+          <w:u w:val="none"/>
+        </w:rPr>
+      </w:pPr>
+      <w:r>
+        <w:rPr>
+          <w:u w:val="single"/>
+        </w:rPr>
+        <w:t>x86 Ports vs ARM I/O:</w:t>
+      </w:r>
+    </w:p>
+    <w:p>
+      <w:pPr>
+        <w:pStyle w:val="Normal"/>
+        <w:spacing w:before="0" w:after="160"/>
+        <w:rPr>
+          <w:u w:val="none"/>
+        </w:rPr>
+      </w:pPr>
+      <w:r>
+        <w:rPr>
+          <w:u w:val="none"/>
+        </w:rPr>
+      </w:r>
+    </w:p>
+    <w:p>
+      <w:pPr>
+        <w:pStyle w:val="Normal"/>
+        <w:spacing w:before="0" w:after="160"/>
+        <w:rPr>
+          <w:u w:val="single"/>
+        </w:rPr>
+      </w:pPr>
+      <w:r>
+        <w:rPr>
+          <w:u w:val="single"/>
+        </w:rPr>
+        <w:t>Micro-Ops</w:t>
+      </w:r>
+      <w:r>
         <w:rPr/>
       </w:r>
-    </w:p>
-    <w:p>
-      <w:pPr>
-        <w:pStyle w:val="Normal"/>
-        <w:spacing w:before="0" w:after="160"/>
-        <w:rPr>
-          <w:u w:val="none"/>
-        </w:rPr>
-      </w:pPr>
-      <w:r>
-        <w:rPr>
-          <w:u w:val="single"/>
-        </w:rPr>
-        <w:t>GDTR, LDTR, IDTR Registers:</w:t>
-      </w:r>
-    </w:p>
-    <w:p>
-      <w:pPr>
-        <w:pStyle w:val="Normal"/>
-        <w:spacing w:before="0" w:after="160"/>
-        <w:rPr>
-          <w:u w:val="none"/>
-        </w:rPr>
-      </w:pPr>
-      <w:r>
-        <w:rPr/>
-      </w:r>
-    </w:p>
-    <w:p>
-      <w:pPr>
-        <w:pStyle w:val="Normal"/>
-        <w:spacing w:before="0" w:after="160"/>
-        <w:rPr>
-          <w:u w:val="none"/>
-        </w:rPr>
-      </w:pPr>
-      <w:r>
-        <w:rPr>
-          <w:u w:val="single"/>
-        </w:rPr>
-        <w:t>x86 Ports vs ARM I/O:</w:t>
+      <m:oMath xmlns:m="http://schemas.openxmlformats.org/officeDocument/2006/math">
+        <m:d>
+          <m:dPr>
+            <m:begChr m:val="("/>
+            <m:endChr m:val=")"/>
+          </m:dPr>
+          <m:e>
+            <m:r>
+              <w:rPr>
+                <w:rFonts w:ascii="Cambria Math" w:hAnsi="Cambria Math"/>
+              </w:rPr>
+              <m:t xml:space="preserve">μ</m:t>
+            </m:r>
+            <m:r>
+              <w:rPr>
+                <w:rFonts w:ascii="Cambria Math" w:hAnsi="Cambria Math"/>
+              </w:rPr>
+              <m:t xml:space="preserve">Ops</m:t>
+            </m:r>
+          </m:e>
+        </m:d>
+      </m:oMath>
+      <w:r>
+        <w:rPr>
+          <w:u w:val="single"/>
+        </w:rPr>
+        <w:t>:</w:t>
+      </w:r>
+    </w:p>
+    <w:p>
+      <w:pPr>
+        <w:pStyle w:val="Normal"/>
+        <w:spacing w:before="0" w:after="160"/>
+        <w:rPr>
+          <w:u w:val="single"/>
+        </w:rPr>
+      </w:pPr>
+      <w:r>
+        <w:rPr>
+          <w:u w:val="single"/>
+        </w:rPr>
+        <w:t>Assembly Extensions:</w:t>
+      </w:r>
+    </w:p>
+    <w:p>
+      <w:pPr>
+        <w:pStyle w:val="Normal"/>
+        <w:spacing w:before="0" w:after="160"/>
+        <w:rPr>
+          <w:u w:val="none"/>
+        </w:rPr>
+      </w:pPr>
+      <w:r>
+        <w:rPr>
+          <w:u w:val="single"/>
+        </w:rPr>
+      </w:r>
+    </w:p>
+    <w:p>
+      <w:pPr>
+        <w:pStyle w:val="Normal"/>
+        <w:spacing w:before="0" w:after="160"/>
+        <w:rPr>
+          <w:u w:val="single"/>
+        </w:rPr>
+      </w:pPr>
+      <w:r>
+        <w:rPr>
+          <w:u w:val="single"/>
+        </w:rPr>
+        <w:t>Single Instruction, Mutliple Destination (SIMD):</w:t>
       </w:r>
     </w:p>
     <w:sectPr>
